--- a/resumes/cet-2021.docx
+++ b/resumes/cet-2021.docx
@@ -47,7 +47,7 @@
           <w:b/>
           <w:i w:val="0"/>
         </w:rPr>
-        <w:t>6 mois d'ancienneté</w:t>
+        <w:t>6 mois d'ancienneté continue</w:t>
       </w:r>
       <w:r>
         <w:rPr>
@@ -62,7 +62,7 @@
           <w:i/>
           <w:color w:val="5B6578"/>
         </w:rPr>
-        <w:t>(Art. 1-2)</w:t>
+        <w:t>(Art. 2)</w:t>
       </w:r>
       <w:r>
         <w:rPr>
@@ -90,7 +90,7 @@
           <w:b w:val="0"/>
           <w:i w:val="0"/>
         </w:rPr>
-        <w:t xml:space="preserve">Épargner des jours de congés/RTT non pris ou des primes, pour : financer un projet, une formation, un passage à temps partiel, ou anticiper un départ en retraite </w:t>
+        <w:t xml:space="preserve">Épargner des jours de congés/RTT non pris ou des primes, pour : financer un projet personnel, une formation, un passage à temps partiel, ou anticiper un départ en retraite </w:t>
       </w:r>
       <w:r>
         <w:rPr>
@@ -110,7 +110,7 @@
           <w:b w:val="0"/>
           <w:i w:val="0"/>
         </w:rPr>
-        <w:t xml:space="preserve">Utilisable aussi pour un complément de rémunération immédiate, jusqu'à 2 000 € (ex. carence maladie, soins coûteux) </w:t>
+        <w:t xml:space="preserve">Bénéficier, sous conditions, d'un complément de rémunération immédiate, jusqu'à 2 000 € (ex. carence maladie, soins coûteux) </w:t>
       </w:r>
       <w:r>
         <w:rPr>
@@ -125,7 +125,7 @@
           <w:b w:val="0"/>
           <w:i w:val="0"/>
         </w:rPr>
-        <w:t xml:space="preserve">, ou pour racheter des trimestres de retraite </w:t>
+        <w:t xml:space="preserve">, ou racheter des trimestres de retraite manquants, dans la limite de 12 trimestres </w:t>
       </w:r>
       <w:r>
         <w:rPr>
@@ -145,16 +145,15 @@
           <w:b w:val="0"/>
           <w:i w:val="0"/>
         </w:rPr>
-        <w:t>Peut alimenter le PEE ou le PERCOL de l'ICO</w:t>
+        <w:t xml:space="preserve">Alimenter le PEE ou le PERCOL de l'ICO </w:t>
       </w:r>
-    </w:p>
-    <w:p>
       <w:r>
         <w:rPr>
-          <w:b/>
-          <w:i w:val="0"/>
+          <w:b w:val="0"/>
+          <w:i/>
+          <w:color w:val="5B6578"/>
         </w:rPr>
-        <w:t>Alimentation et plafond</w:t>
+        <w:t>(Art. 5.3)</w:t>
       </w:r>
     </w:p>
     <w:p>
@@ -166,14 +165,36 @@
           <w:b w:val="0"/>
           <w:i w:val="0"/>
         </w:rPr>
-        <w:t xml:space="preserve">Plafond d'épargne : </w:t>
+        <w:t xml:space="preserve">L'absence liée à la pose du CET n'est pas préjudiciable pour l'attribution de la BIC, qui s'évalue sur le temps de présence </w:t>
       </w:r>
+      <w:r>
+        <w:rPr>
+          <w:b w:val="0"/>
+          <w:i/>
+          <w:color w:val="5B6578"/>
+        </w:rPr>
+        <w:t>(Art. 1)</w:t>
+      </w:r>
+    </w:p>
+    <w:p>
       <w:r>
         <w:rPr>
           <w:b/>
           <w:i w:val="0"/>
         </w:rPr>
-        <w:t>1 820 heures maximum</w:t>
+        <w:t>Ce que vous pouvez déposer, et combien</w:t>
+      </w:r>
+    </w:p>
+    <w:p>
+      <w:pPr>
+        <w:pStyle w:val="ListBullet"/>
+      </w:pPr>
+      <w:r>
+        <w:rPr>
+          <w:b/>
+          <w:i w:val="0"/>
+        </w:rPr>
+        <w:t>Plafond annuel de dépôt en jours : 20 jours maximum par année civile, tous types cumulés</w:t>
       </w:r>
       <w:r>
         <w:rPr>
@@ -181,6 +202,332 @@
           <w:i w:val="0"/>
         </w:rPr>
         <w:t xml:space="preserve"> </w:t>
+      </w:r>
+      <w:r>
+        <w:rPr>
+          <w:b w:val="0"/>
+          <w:i/>
+          <w:color w:val="5B6578"/>
+        </w:rPr>
+        <w:t>(Art. 3.1)</w:t>
+      </w:r>
+    </w:p>
+    <w:p>
+      <w:pPr>
+        <w:pStyle w:val="ListBullet"/>
+      </w:pPr>
+      <w:r>
+        <w:rPr>
+          <w:b w:val="0"/>
+          <w:i w:val="0"/>
+        </w:rPr>
+        <w:t>Ce que vous pouvez y mettre :</w:t>
+      </w:r>
+    </w:p>
+    <w:p>
+      <w:pPr>
+        <w:pStyle w:val="ListBullet"/>
+      </w:pPr>
+      <w:r>
+        <w:rPr>
+          <w:b w:val="0"/>
+          <w:i w:val="0"/>
+        </w:rPr>
+        <w:t xml:space="preserve">vos congés payés non pris au 31 décembre au-delà de 20 jours ouvrés, fractionnement inclus — en pratique, seule la </w:t>
+      </w:r>
+      <w:r>
+        <w:rPr>
+          <w:b/>
+          <w:i w:val="0"/>
+        </w:rPr>
+        <w:t>5ᵉ semaine de CP (et au-delà)</w:t>
+      </w:r>
+      <w:r>
+        <w:rPr>
+          <w:b w:val="0"/>
+          <w:i w:val="0"/>
+        </w:rPr>
+        <w:t xml:space="preserve"> peut alimenter le CET </w:t>
+      </w:r>
+      <w:r>
+        <w:rPr>
+          <w:b w:val="0"/>
+          <w:i/>
+          <w:color w:val="5B6578"/>
+        </w:rPr>
+        <w:t>(Art. 3.1, Art. 5)</w:t>
+      </w:r>
+    </w:p>
+    <w:p>
+      <w:pPr>
+        <w:pStyle w:val="ListBullet"/>
+      </w:pPr>
+      <w:r>
+        <w:rPr>
+          <w:b w:val="0"/>
+          <w:i w:val="0"/>
+        </w:rPr>
+        <w:t xml:space="preserve">pour les non-cadres : jusqu'à la </w:t>
+      </w:r>
+      <w:r>
+        <w:rPr>
+          <w:b/>
+          <w:i w:val="0"/>
+        </w:rPr>
+        <w:t>moitié de vos heures de RTT</w:t>
+      </w:r>
+      <w:r>
+        <w:rPr>
+          <w:b w:val="0"/>
+          <w:i w:val="0"/>
+        </w:rPr>
+        <w:t xml:space="preserve">, arrondie à l'heure supérieure </w:t>
+      </w:r>
+      <w:r>
+        <w:rPr>
+          <w:b w:val="0"/>
+          <w:i/>
+          <w:color w:val="5B6578"/>
+        </w:rPr>
+        <w:t>(Art. 3.1)</w:t>
+      </w:r>
+    </w:p>
+    <w:p>
+      <w:pPr>
+        <w:pStyle w:val="ListBullet"/>
+      </w:pPr>
+      <w:r>
+        <w:rPr>
+          <w:b w:val="0"/>
+          <w:i w:val="0"/>
+        </w:rPr>
+        <w:t xml:space="preserve">pour les cadres au forfait annuel en jours : vos jours de RTT </w:t>
+      </w:r>
+      <w:r>
+        <w:rPr>
+          <w:b w:val="0"/>
+          <w:i/>
+          <w:color w:val="5B6578"/>
+        </w:rPr>
+        <w:t>(Art. 3.1)</w:t>
+      </w:r>
+    </w:p>
+    <w:p>
+      <w:pPr>
+        <w:pStyle w:val="ListBullet"/>
+      </w:pPr>
+      <w:r>
+        <w:rPr>
+          <w:b w:val="0"/>
+          <w:i w:val="0"/>
+        </w:rPr>
+        <w:t xml:space="preserve">pour les non-cadres : vos heures supplémentaires majorées, avec un </w:t>
+      </w:r>
+      <w:r>
+        <w:rPr>
+          <w:b/>
+          <w:i w:val="0"/>
+        </w:rPr>
+        <w:t>minimum de 7h et un maximum de 35h</w:t>
+      </w:r>
+      <w:r>
+        <w:rPr>
+          <w:b w:val="0"/>
+          <w:i w:val="0"/>
+        </w:rPr>
+        <w:t xml:space="preserve"> </w:t>
+      </w:r>
+      <w:r>
+        <w:rPr>
+          <w:b w:val="0"/>
+          <w:i/>
+          <w:color w:val="5B6578"/>
+        </w:rPr>
+        <w:t>(Art. 3.1)</w:t>
+      </w:r>
+    </w:p>
+    <w:p>
+      <w:pPr>
+        <w:pStyle w:val="ListBullet"/>
+      </w:pPr>
+      <w:r>
+        <w:rPr>
+          <w:b w:val="0"/>
+          <w:i w:val="0"/>
+        </w:rPr>
+        <w:t xml:space="preserve">des primes (BIC, PPI, primes exceptionnelles) ou tout ou partie de votre intéressement </w:t>
+      </w:r>
+      <w:r>
+        <w:rPr>
+          <w:b w:val="0"/>
+          <w:i/>
+          <w:color w:val="5B6578"/>
+        </w:rPr>
+        <w:t>(Art. 3.2)</w:t>
+      </w:r>
+    </w:p>
+    <w:p>
+      <w:pPr>
+        <w:pStyle w:val="ListBullet"/>
+      </w:pPr>
+      <w:r>
+        <w:rPr>
+          <w:b/>
+          <w:i w:val="0"/>
+        </w:rPr>
+        <w:t>Conditions à respecter pour déposer des jours</w:t>
+      </w:r>
+      <w:r>
+        <w:rPr>
+          <w:b w:val="0"/>
+          <w:i w:val="0"/>
+        </w:rPr>
+        <w:t xml:space="preserve"> : vous devez continuer à respecter la durée hebdomadaire maximale de 48h et prendre effectivement vos 4 semaines de congés payés annuels ; les repos légaux de protection de la santé et de la sécurité (repos quotidien, hebdomadaire, contreparties du travail de nuit) ne peuvent jamais être versés au CET </w:t>
+      </w:r>
+      <w:r>
+        <w:rPr>
+          <w:b w:val="0"/>
+          <w:i/>
+          <w:color w:val="5B6578"/>
+        </w:rPr>
+        <w:t>(Art. 3.1)</w:t>
+      </w:r>
+    </w:p>
+    <w:p>
+      <w:pPr>
+        <w:pStyle w:val="ListBullet"/>
+      </w:pPr>
+      <w:r>
+        <w:rPr>
+          <w:b/>
+          <w:i w:val="0"/>
+        </w:rPr>
+        <w:t>Pour une prime</w:t>
+      </w:r>
+      <w:r>
+        <w:rPr>
+          <w:b w:val="0"/>
+          <w:i w:val="0"/>
+        </w:rPr>
+        <w:t xml:space="preserve"> : vous avez </w:t>
+      </w:r>
+      <w:r>
+        <w:rPr>
+          <w:b/>
+          <w:i w:val="0"/>
+        </w:rPr>
+        <w:t>15 jours après son versement</w:t>
+      </w:r>
+      <w:r>
+        <w:rPr>
+          <w:b w:val="0"/>
+          <w:i w:val="0"/>
+        </w:rPr>
+        <w:t xml:space="preserve"> pour signaler à la DRH votre intention de l'affecter au CET (formulaire dédié) — passé ce délai, elle ne peut plus y être versée </w:t>
+      </w:r>
+      <w:r>
+        <w:rPr>
+          <w:b w:val="0"/>
+          <w:i/>
+          <w:color w:val="5B6578"/>
+        </w:rPr>
+        <w:t>(Art. 3.2)</w:t>
+      </w:r>
+    </w:p>
+    <w:p>
+      <w:pPr>
+        <w:pStyle w:val="ListBullet"/>
+      </w:pPr>
+      <w:r>
+        <w:rPr>
+          <w:b/>
+          <w:i w:val="0"/>
+        </w:rPr>
+        <w:t>Demande de versement en jours : à déposer avant le 15 janvier de l'année suivante</w:t>
+      </w:r>
+      <w:r>
+        <w:rPr>
+          <w:b w:val="0"/>
+          <w:i w:val="0"/>
+        </w:rPr>
+        <w:t xml:space="preserve"> </w:t>
+      </w:r>
+      <w:r>
+        <w:rPr>
+          <w:b w:val="0"/>
+          <w:i/>
+          <w:color w:val="5B6578"/>
+        </w:rPr>
+        <w:t>(Art. 3.3, tel que modifié par l'avenant du 31/01/2022 — la date a été repoussée du 30 novembre au 15 janvier, pour tenir compte de l'annualisation du temps de travail, qui ne permet pas de connaître son solde avant fin novembre)</w:t>
+      </w:r>
+    </w:p>
+    <w:p>
+      <w:pPr>
+        <w:pStyle w:val="ListBullet"/>
+      </w:pPr>
+      <w:r>
+        <w:rPr>
+          <w:b/>
+          <w:i w:val="0"/>
+        </w:rPr>
+        <w:t>Plafond global d'épargne : 1 820 heures maximum</w:t>
+      </w:r>
+      <w:r>
+        <w:rPr>
+          <w:b w:val="0"/>
+          <w:i w:val="0"/>
+        </w:rPr>
+        <w:t xml:space="preserve"> (soit l'équivalent d'un an) </w:t>
+      </w:r>
+      <w:r>
+        <w:rPr>
+          <w:b w:val="0"/>
+          <w:i/>
+          <w:color w:val="5B6578"/>
+        </w:rPr>
+        <w:t>(Art. 4.4)</w:t>
+      </w:r>
+    </w:p>
+    <w:p>
+      <w:r>
+        <w:rPr>
+          <w:b/>
+          <w:i w:val="0"/>
+        </w:rPr>
+        <w:t>Conditions pour utiliser votre CET</w:t>
+      </w:r>
+    </w:p>
+    <w:p>
+      <w:pPr>
+        <w:pStyle w:val="ListBullet"/>
+      </w:pPr>
+      <w:r>
+        <w:rPr>
+          <w:b/>
+          <w:i w:val="0"/>
+        </w:rPr>
+        <w:t>Minimum requis avant utilisation</w:t>
+      </w:r>
+      <w:r>
+        <w:rPr>
+          <w:b w:val="0"/>
+          <w:i w:val="0"/>
+        </w:rPr>
+        <w:t xml:space="preserve"> : vous devez avoir épargné au moins l'équivalent de </w:t>
+      </w:r>
+      <w:r>
+        <w:rPr>
+          <w:b/>
+          <w:i w:val="0"/>
+        </w:rPr>
+        <w:t>35 heures de travail pour un temps complet</w:t>
+      </w:r>
+      <w:r>
+        <w:rPr>
+          <w:b w:val="0"/>
+          <w:i w:val="0"/>
+        </w:rPr>
+        <w:t xml:space="preserve"> (au prorata pour un temps partiel) </w:t>
       </w:r>
       <w:r>
         <w:rPr>
@@ -197,10 +544,31 @@
       </w:pPr>
       <w:r>
         <w:rPr>
+          <w:b w:val="0"/>
+          <w:i w:val="0"/>
+        </w:rPr>
+        <w:t xml:space="preserve">Votre demande doit être écrite ; pour un </w:t>
+      </w:r>
+      <w:r>
+        <w:rPr>
           <w:b/>
           <w:i w:val="0"/>
         </w:rPr>
-        <w:t>Demande de versement : à déposer avant le 15 janvier de l'année suivante</w:t>
+        <w:t>congé pour convenance personnelle de plus d'une semaine</w:t>
+      </w:r>
+      <w:r>
+        <w:rPr>
+          <w:b w:val="0"/>
+          <w:i w:val="0"/>
+        </w:rPr>
+        <w:t xml:space="preserve">, vous devez la présenter </w:t>
+      </w:r>
+      <w:r>
+        <w:rPr>
+          <w:b/>
+          <w:i w:val="0"/>
+        </w:rPr>
+        <w:t>3 mois avant le premier jour du congé</w:t>
       </w:r>
       <w:r>
         <w:rPr>
@@ -215,7 +583,287 @@
           <w:i/>
           <w:color w:val="5B6578"/>
         </w:rPr>
-        <w:t>(Art. 3.3, tel que modifié par l'avenant du 31/01/2022 — la date a été repoussée du 30 novembre au 15 janvier, pour tenir compte de l'annualisation du temps de travail, qui ne permet pas de connaître son solde avant fin novembre)</w:t>
+        <w:t>(Art. 5.1.2)</w:t>
+      </w:r>
+    </w:p>
+    <w:p>
+      <w:pPr>
+        <w:pStyle w:val="ListBullet"/>
+      </w:pPr>
+      <w:r>
+        <w:rPr>
+          <w:b w:val="0"/>
+          <w:i w:val="0"/>
+        </w:rPr>
+        <w:t xml:space="preserve">L'employeur peut refuser tout ou partie de la prise de vos jours pour : absence de justificatifs (lien de parenté, décès, certificat médical selon le motif), ou raisons de service appréciées par la Direction </w:t>
+      </w:r>
+      <w:r>
+        <w:rPr>
+          <w:b w:val="0"/>
+          <w:i/>
+          <w:color w:val="5B6578"/>
+        </w:rPr>
+        <w:t>(Art. 5.1.2)</w:t>
+      </w:r>
+    </w:p>
+    <w:p>
+      <w:pPr>
+        <w:pStyle w:val="ListBullet"/>
+      </w:pPr>
+      <w:r>
+        <w:rPr>
+          <w:b w:val="0"/>
+          <w:i w:val="0"/>
+        </w:rPr>
+        <w:t xml:space="preserve">Vous ne pouvez pas prendre plus de jours que ce que votre épargne permet, mais vos congés CET peuvent être accolés à vos congés légaux annuels </w:t>
+      </w:r>
+      <w:r>
+        <w:rPr>
+          <w:b w:val="0"/>
+          <w:i/>
+          <w:color w:val="5B6578"/>
+        </w:rPr>
+        <w:t>(Art. 5.1.2)</w:t>
+      </w:r>
+    </w:p>
+    <w:p>
+      <w:pPr>
+        <w:pStyle w:val="ListBullet"/>
+      </w:pPr>
+      <w:r>
+        <w:rPr>
+          <w:b w:val="0"/>
+          <w:i w:val="0"/>
+        </w:rPr>
+        <w:t xml:space="preserve">Pendant le congé indemnisé par le CET, votre contrat est suspendu : vous n'acquérez pas de nouveaux congés payés, mais vous restez compté dans les effectifs, électeur, couvert par votre mutuelle et vos régimes de prévoyance </w:t>
+      </w:r>
+      <w:r>
+        <w:rPr>
+          <w:b w:val="0"/>
+          <w:i/>
+          <w:color w:val="5B6578"/>
+        </w:rPr>
+        <w:t>(Art. 5.1.4)</w:t>
+      </w:r>
+    </w:p>
+    <w:p>
+      <w:r>
+        <w:rPr>
+          <w:b/>
+          <w:i w:val="0"/>
+        </w:rPr>
+        <w:t>Complément de rémunération immédiate (jusqu'à 2 000 €)</w:t>
+      </w:r>
+    </w:p>
+    <w:p>
+      <w:r>
+        <w:rPr>
+          <w:b w:val="0"/>
+          <w:i w:val="0"/>
+        </w:rPr>
+        <w:t xml:space="preserve">Possible, sous validation, pour : une carence maladie (une seule fois par an civile, sur des droits acquis au moins depuis l'année précédente), des soins coûteux ou un hébergement lié aux soins (au-delà de 200 €), la naissance ou l'arrivée d'un enfant au foyer, un divorce ou une dissolution de PACS officialisés, une invalidité (salarié, enfant, conjoint ou partenaire de PACS), le décès du conjoint/partenaire ou d'un membre de la famille, ou une situation de surendettement </w:t>
+      </w:r>
+      <w:r>
+        <w:rPr>
+          <w:b w:val="0"/>
+          <w:i/>
+          <w:color w:val="5B6578"/>
+        </w:rPr>
+        <w:t>(Art. 5.2)</w:t>
+      </w:r>
+      <w:r>
+        <w:rPr>
+          <w:b w:val="0"/>
+          <w:i w:val="0"/>
+        </w:rPr>
+        <w:t xml:space="preserve">. Les droits issus de la 5ᵉ semaine de congés payés ne peuvent jamais être utilisés pour ce complément </w:t>
+      </w:r>
+      <w:r>
+        <w:rPr>
+          <w:b w:val="0"/>
+          <w:i/>
+          <w:color w:val="5B6578"/>
+        </w:rPr>
+        <w:t>(Art. 5)</w:t>
+      </w:r>
+      <w:r>
+        <w:rPr>
+          <w:b w:val="0"/>
+          <w:i w:val="0"/>
+        </w:rPr>
+        <w:t>.</w:t>
+      </w:r>
+    </w:p>
+    <w:p>
+      <w:r>
+        <w:rPr>
+          <w:b/>
+          <w:i w:val="0"/>
+        </w:rPr>
+        <w:t>Si vous transférez vers le PERCOL</w:t>
+      </w:r>
+    </w:p>
+    <w:p>
+      <w:r>
+        <w:rPr>
+          <w:b w:val="0"/>
+          <w:i w:val="0"/>
+        </w:rPr>
+        <w:t xml:space="preserve">Transfert limité à </w:t>
+      </w:r>
+      <w:r>
+        <w:rPr>
+          <w:b/>
+          <w:i w:val="0"/>
+        </w:rPr>
+        <w:t>10 jours par an</w:t>
+      </w:r>
+      <w:r>
+        <w:rPr>
+          <w:b w:val="0"/>
+          <w:i w:val="0"/>
+        </w:rPr>
+        <w:t xml:space="preserve">, avec un abondement de l'ICO à hauteur de </w:t>
+      </w:r>
+      <w:r>
+        <w:rPr>
+          <w:b/>
+          <w:i w:val="0"/>
+        </w:rPr>
+        <w:t>15 % des montants transférés</w:t>
+      </w:r>
+      <w:r>
+        <w:rPr>
+          <w:b w:val="0"/>
+          <w:i w:val="0"/>
+        </w:rPr>
+        <w:t xml:space="preserve">, dans la limite des plafonds réglementaires d'exonération </w:t>
+      </w:r>
+      <w:r>
+        <w:rPr>
+          <w:b w:val="0"/>
+          <w:i/>
+          <w:color w:val="5B6578"/>
+        </w:rPr>
+        <w:t>(Art. 5.3.1)</w:t>
+      </w:r>
+      <w:r>
+        <w:rPr>
+          <w:b w:val="0"/>
+          <w:i w:val="0"/>
+        </w:rPr>
+        <w:t>.</w:t>
+      </w:r>
+    </w:p>
+    <w:p>
+      <w:r>
+        <w:rPr>
+          <w:b/>
+          <w:i w:val="0"/>
+        </w:rPr>
+        <w:t>Si vous quittez l'ICO ou renoncez à votre CET</w:t>
+      </w:r>
+    </w:p>
+    <w:p>
+      <w:pPr>
+        <w:pStyle w:val="ListBullet"/>
+      </w:pPr>
+      <w:r>
+        <w:rPr>
+          <w:b w:val="0"/>
+          <w:i w:val="0"/>
+        </w:rPr>
+        <w:t xml:space="preserve">En cas de </w:t>
+      </w:r>
+      <w:r>
+        <w:rPr>
+          <w:b/>
+          <w:i w:val="0"/>
+        </w:rPr>
+        <w:t>renoncement volontaire et définitif</w:t>
+      </w:r>
+      <w:r>
+        <w:rPr>
+          <w:b w:val="0"/>
+          <w:i w:val="0"/>
+        </w:rPr>
+        <w:t xml:space="preserve">, vous êtes payé de l'intégralité de vos droits (hors 5ᵉ semaine de CP) — possible seulement si vous disposez du minimum d'épargne requis (35h) </w:t>
+      </w:r>
+      <w:r>
+        <w:rPr>
+          <w:b w:val="0"/>
+          <w:i/>
+          <w:color w:val="5B6578"/>
+        </w:rPr>
+        <w:t>(Art. 6.1)</w:t>
+      </w:r>
+    </w:p>
+    <w:p>
+      <w:pPr>
+        <w:pStyle w:val="ListBullet"/>
+      </w:pPr>
+      <w:r>
+        <w:rPr>
+          <w:b w:val="0"/>
+          <w:i w:val="0"/>
+        </w:rPr>
+        <w:t xml:space="preserve">En cas de </w:t>
+      </w:r>
+      <w:r>
+        <w:rPr>
+          <w:b/>
+          <w:i w:val="0"/>
+        </w:rPr>
+        <w:t>rupture du contrat de travail</w:t>
+      </w:r>
+      <w:r>
+        <w:rPr>
+          <w:b w:val="0"/>
+          <w:i w:val="0"/>
+        </w:rPr>
+        <w:t xml:space="preserve">, trois options : transfert vers le CET du nouvel employeur, indemnité compensatrice, ou consignation auprès de la Caisse des dépôts et consignations </w:t>
+      </w:r>
+      <w:r>
+        <w:rPr>
+          <w:b w:val="0"/>
+          <w:i/>
+          <w:color w:val="5B6578"/>
+        </w:rPr>
+        <w:t>(Art. 6.2)</w:t>
+      </w:r>
+    </w:p>
+    <w:p>
+      <w:pPr>
+        <w:pStyle w:val="ListBullet"/>
+      </w:pPr>
+      <w:r>
+        <w:rPr>
+          <w:b w:val="0"/>
+          <w:i w:val="0"/>
+        </w:rPr>
+        <w:t xml:space="preserve">En cas de </w:t>
+      </w:r>
+      <w:r>
+        <w:rPr>
+          <w:b/>
+          <w:i w:val="0"/>
+        </w:rPr>
+        <w:t>décès</w:t>
+      </w:r>
+      <w:r>
+        <w:rPr>
+          <w:b w:val="0"/>
+          <w:i w:val="0"/>
+        </w:rPr>
+        <w:t xml:space="preserve">, vos ayants droit perçoivent une indemnité correspondant à vos droits acquis </w:t>
+      </w:r>
+      <w:r>
+        <w:rPr>
+          <w:b w:val="0"/>
+          <w:i/>
+          <w:color w:val="5B6578"/>
+        </w:rPr>
+        <w:t>(Art. 6.3)</w:t>
       </w:r>
     </w:p>
     <w:p>
@@ -250,7 +898,7 @@
           <w:b w:val="0"/>
           <w:i w:val="0"/>
         </w:rPr>
-        <w:t xml:space="preserve"> par les 4 organisations syndicales (CGT-FO, Sud Santé-Sociaux, CFDT, CFE-CGC).</w:t>
+        <w:t xml:space="preserve"> par ICO (Mario Campone, DG), CGT-FO (David Di Peri), CFDT (Corinne Lanio), CFE-CGC (Geneviève Perrocheau).</w:t>
       </w:r>
     </w:p>
     <w:p>
@@ -276,14 +924,67 @@
           <w:b w:val="0"/>
           <w:i w:val="0"/>
         </w:rPr>
-        <w:t xml:space="preserve"> par ICO (Mario Campone, DG), CGT-FO (David Di Peri), CFDT (Corinne Lanio), CFE-CGC (Geneviève Perrocheau). </w:t>
+        <w:t xml:space="preserve"> par ICO (Mario Campone, DG), CGT-FO (David Di Peri), CFDT (Corinne Lanio), CFE-CGC (Geneviève Perrocheau).</w:t>
       </w:r>
+    </w:p>
+    <w:p>
+      <w:pPr>
+        <w:pStyle w:val="ListBullet"/>
+      </w:pPr>
+      <w:r>
+        <w:rPr>
+          <w:b w:val="0"/>
+          <w:i w:val="0"/>
+        </w:rPr>
+        <w:t xml:space="preserve">Accord conclu pour une durée indéterminée </w:t>
+      </w:r>
+      <w:r>
+        <w:rPr>
+          <w:b w:val="0"/>
+          <w:i/>
+          <w:color w:val="5B6578"/>
+        </w:rPr>
+        <w:t>(Art. 8.2)</w:t>
+      </w:r>
+      <w:r>
+        <w:rPr>
+          <w:b w:val="0"/>
+          <w:i w:val="0"/>
+        </w:rPr>
+        <w:t>.</w:t>
+      </w:r>
+    </w:p>
+    <w:p>
       <w:r>
         <w:rPr>
           <w:b/>
           <w:i w:val="0"/>
         </w:rPr>
-        <w:t>Sud Santé-Sociaux n'a pas signé l'avenant.</w:t>
+        <w:t>Suivi de l'accord</w:t>
+      </w:r>
+    </w:p>
+    <w:p>
+      <w:r>
+        <w:rPr>
+          <w:b w:val="0"/>
+          <w:i w:val="0"/>
+        </w:rPr>
+        <w:t xml:space="preserve">Un bilan quantitatif et qualitatif de l'application de l'accord est établi et présenté chaque année au CSE central </w:t>
+      </w:r>
+      <w:r>
+        <w:rPr>
+          <w:b w:val="0"/>
+          <w:i/>
+          <w:color w:val="5B6578"/>
+        </w:rPr>
+        <w:t>(Art. 8.1)</w:t>
+      </w:r>
+      <w:r>
+        <w:rPr>
+          <w:b w:val="0"/>
+          <w:i w:val="0"/>
+        </w:rPr>
+        <w:t>.</w:t>
       </w:r>
     </w:p>
     <w:p>
@@ -303,6 +1004,48 @@
           <w:color w:val="5B6578"/>
         </w:rPr>
         <w:t>Source : accord CET (19/03/2021) et son avenant n°1 (31/01/2022).</w:t>
+      </w:r>
+    </w:p>
+    <w:p>
+      <w:r>
+        <w:rPr>
+          <w:b w:val="0"/>
+          <w:i/>
+          <w:color w:val="5B6578"/>
+        </w:rPr>
+        <w:t xml:space="preserve">Les références entre parenthèses renvoient aux articles de l'accord ou de l'avenant. Seul le texte intégral fait référence : </w:t>
+      </w:r>
+      <w:r>
+        <w:rPr>
+          <w:b w:val="0"/>
+          <w:i/>
+          <w:color w:val="5B6578"/>
+        </w:rPr>
+        <w:t>accord de base (PDF)</w:t>
+      </w:r>
+      <w:r>
+        <w:rPr>
+          <w:b w:val="0"/>
+          <w:i/>
+          <w:color w:val="5B6578"/>
+        </w:rPr>
+        <w:t xml:space="preserve"> et </w:t>
+      </w:r>
+      <w:r>
+        <w:rPr>
+          <w:b w:val="0"/>
+          <w:i/>
+          <w:color w:val="5B6578"/>
+        </w:rPr>
+        <w:t>avenant n°1 (PDF)</w:t>
+      </w:r>
+      <w:r>
+        <w:rPr>
+          <w:b w:val="0"/>
+          <w:i/>
+          <w:color w:val="5B6578"/>
+        </w:rPr>
+        <w:t>.</w:t>
       </w:r>
     </w:p>
     <w:sectPr>

--- a/resumes/cet-2021.docx
+++ b/resumes/cet-2021.docx
@@ -458,7 +458,7 @@
           <w:i/>
           <w:color w:val="5B6578"/>
         </w:rPr>
-        <w:t>(Art. 3.3, tel que modifié par l'avenant du 31/01/2022 — la date a été repoussée du 30 novembre au 15 janvier, pour tenir compte de l'annualisation du temps de travail, qui ne permet pas de connaître son solde avant fin novembre)</w:t>
+        <w:t>(Art. 3.3, tel que modifié par l'avenant du 31/01/2022)</w:t>
       </w:r>
     </w:p>
     <w:p>
